--- a/.ai-workflow/work/tasks/현장방문대비/30 관리 산출물/개발/md2docx/JSA-PF-DS-003_아키텍처 문서.docx
+++ b/.ai-workflow/work/tasks/현장방문대비/30 관리 산출물/개발/md2docx/JSA-PF-DS-003_아키텍처 문서.docx
@@ -2,7 +2,6 @@
 <file path=word/document.xml><?xml version="1.0" encoding="utf-8"?>
 <w:document xmlns:w="http://schemas.openxmlformats.org/wordprocessingml/2006/main" xmlns:m="http://schemas.openxmlformats.org/officeDocument/2006/math" xmlns:r="http://schemas.openxmlformats.org/officeDocument/2006/relationships" xmlns:o="urn:schemas-microsoft-com:office:office" xmlns:v="urn:schemas-microsoft-com:vml" xmlns:w10="urn:schemas-microsoft-com:office:word" xmlns:a="http://schemas.openxmlformats.org/drawingml/2006/main" xmlns:pic="http://schemas.openxmlformats.org/drawingml/2006/picture" xmlns:wp="http://schemas.openxmlformats.org/drawingml/2006/wordprocessingDrawing">
   <w:body>
-    <w:bookmarkStart w:id="26" w:name="아키텍처-문서"/>
     <w:p>
       <w:pPr>
         <w:pStyle w:val="Heading1"/>
@@ -199,7 +198,6 @@
         </w:tc>
       </w:tr>
     </w:tbl>
-    <w:bookmarkStart w:id="9" w:name="제개정-이력"/>
     <w:p>
       <w:pPr>
         <w:pStyle w:val="Heading2"/>
@@ -402,8 +400,6 @@
         <w:t xml:space="preserve">만 그린다. 검토 중인 사항은 6절에 모았다.</w:t>
       </w:r>
     </w:p>
-    <w:bookmarkEnd w:id="9"/>
-    <w:bookmarkStart w:id="13" w:name="X2ceb78932fd3f01596121ad065de106be3da4fc"/>
     <w:p>
       <w:pPr>
         <w:pStyle w:val="Heading2"/>
@@ -551,18 +547,18 @@
           <wp:inline>
             <wp:extent cx="5334000" cy="1510392"/>
             <wp:effectExtent b="0" l="0" r="0" t="0"/>
-            <wp:docPr descr="" title="" id="11" name="Picture"/>
+            <wp:docPr descr="" title="" id="10" name="Picture"/>
             <a:graphic>
               <a:graphicData uri="http://schemas.openxmlformats.org/drawingml/2006/picture">
                 <pic:pic>
                   <pic:nvPicPr>
-                    <pic:cNvPr descr="/private/tmp/claude-501/-Users-garam-ops-inp-ws/632e65b0-6fc7-4739-adf3-e9267929aa0a/scratchpad/mmd/a854f97968b2af687b75e8da919c0537d71168b0.png" id="12" name="Picture"/>
+                    <pic:cNvPr descr="/private/tmp/claude-501/-Users-garam-ops-inp-ws/632e65b0-6fc7-4739-adf3-e9267929aa0a/scratchpad/mmd/a854f97968b2af687b75e8da919c0537d71168b0.png" id="11" name="Picture"/>
                     <pic:cNvPicPr>
                       <a:picLocks noChangeArrowheads="1" noChangeAspect="1"/>
                     </pic:cNvPicPr>
                   </pic:nvPicPr>
                   <pic:blipFill>
-                    <a:blip r:embed="rId10"/>
+                    <a:blip r:embed="rId9"/>
                     <a:stretch>
                       <a:fillRect/>
                     </a:stretch>
@@ -589,8 +585,6 @@
         </w:drawing>
       </w:r>
     </w:p>
-    <w:bookmarkEnd w:id="13"/>
-    <w:bookmarkStart w:id="17" w:name="Xaa997abd900b07bf6e763b928a26e8a3145e8dc"/>
     <w:p>
       <w:pPr>
         <w:pStyle w:val="Heading2"/>
@@ -1480,18 +1474,18 @@
           <wp:inline>
             <wp:extent cx="5334000" cy="2979964"/>
             <wp:effectExtent b="0" l="0" r="0" t="0"/>
-            <wp:docPr descr="" title="" id="15" name="Picture"/>
+            <wp:docPr descr="" title="" id="13" name="Picture"/>
             <a:graphic>
               <a:graphicData uri="http://schemas.openxmlformats.org/drawingml/2006/picture">
                 <pic:pic>
                   <pic:nvPicPr>
-                    <pic:cNvPr descr="/private/tmp/claude-501/-Users-garam-ops-inp-ws/632e65b0-6fc7-4739-adf3-e9267929aa0a/scratchpad/mmd/44ae2707d63f2e70d101ce028bf8cd57fd9c7e22.png" id="16" name="Picture"/>
+                    <pic:cNvPr descr="/private/tmp/claude-501/-Users-garam-ops-inp-ws/632e65b0-6fc7-4739-adf3-e9267929aa0a/scratchpad/mmd/44ae2707d63f2e70d101ce028bf8cd57fd9c7e22.png" id="14" name="Picture"/>
                     <pic:cNvPicPr>
                       <a:picLocks noChangeArrowheads="1" noChangeAspect="1"/>
                     </pic:cNvPicPr>
                   </pic:nvPicPr>
                   <pic:blipFill>
-                    <a:blip r:embed="rId14"/>
+                    <a:blip r:embed="rId12"/>
                     <a:stretch>
                       <a:fillRect/>
                     </a:stretch>
@@ -1518,8 +1512,6 @@
         </w:drawing>
       </w:r>
     </w:p>
-    <w:bookmarkEnd w:id="17"/>
-    <w:bookmarkStart w:id="21" w:name="X93ad228939da58a1996a1a7fe256a274c92d370"/>
     <w:p>
       <w:pPr>
         <w:pStyle w:val="Heading2"/>
@@ -1572,18 +1564,18 @@
           <wp:inline>
             <wp:extent cx="5334000" cy="1469571"/>
             <wp:effectExtent b="0" l="0" r="0" t="0"/>
-            <wp:docPr descr="" title="" id="19" name="Picture"/>
+            <wp:docPr descr="" title="" id="16" name="Picture"/>
             <a:graphic>
               <a:graphicData uri="http://schemas.openxmlformats.org/drawingml/2006/picture">
                 <pic:pic>
                   <pic:nvPicPr>
-                    <pic:cNvPr descr="/private/tmp/claude-501/-Users-garam-ops-inp-ws/632e65b0-6fc7-4739-adf3-e9267929aa0a/scratchpad/mmd/0f57c0a15c0d2d1086c86a852aa519a763e4159c.png" id="20" name="Picture"/>
+                    <pic:cNvPr descr="/private/tmp/claude-501/-Users-garam-ops-inp-ws/632e65b0-6fc7-4739-adf3-e9267929aa0a/scratchpad/mmd/0f57c0a15c0d2d1086c86a852aa519a763e4159c.png" id="17" name="Picture"/>
                     <pic:cNvPicPr>
                       <a:picLocks noChangeArrowheads="1" noChangeAspect="1"/>
                     </pic:cNvPicPr>
                   </pic:nvPicPr>
                   <pic:blipFill>
-                    <a:blip r:embed="rId18"/>
+                    <a:blip r:embed="rId15"/>
                     <a:stretch>
                       <a:fillRect/>
                     </a:stretch>
@@ -2078,8 +2070,6 @@
         </w:tc>
       </w:tr>
     </w:tbl>
-    <w:bookmarkEnd w:id="21"/>
-    <w:bookmarkStart w:id="22" w:name="X88719cc8065e8d2a04033a8e86bf094465e7a1f"/>
     <w:p>
       <w:pPr>
         <w:pStyle w:val="Heading2"/>
@@ -3004,8 +2994,6 @@
         <w:t xml:space="preserve">에는 DB 워크로드가 없다. 그래서 '미정'으로 적는다.</w:t>
       </w:r>
     </w:p>
-    <w:bookmarkEnd w:id="22"/>
-    <w:bookmarkStart w:id="23" w:name="X1fe4e9f5e721f2b996a7023beea87abf130af5b"/>
     <w:p>
       <w:pPr>
         <w:pStyle w:val="Heading2"/>
@@ -3494,8 +3482,6 @@
         <w:t xml:space="preserve">)뿐이다.</w:t>
       </w:r>
     </w:p>
-    <w:bookmarkEnd w:id="23"/>
-    <w:bookmarkStart w:id="24" w:name="Xe1036528cd11ed68377f393777412bcd67719d0"/>
     <w:p>
       <w:pPr>
         <w:pStyle w:val="Heading2"/>
@@ -3629,8 +3615,6 @@
         <w:t xml:space="preserve">결정이 필요한 항목은 JSA-PF-DS-002 §8(열린 질문)과 JSA-PF-DS-004(ADR)에 모아 두었다.</w:t>
       </w:r>
     </w:p>
-    <w:bookmarkEnd w:id="24"/>
-    <w:bookmarkStart w:id="25" w:name="X95e32578125f68242e87c4cfdcf0ca33e32fe41"/>
     <w:p>
       <w:pPr>
         <w:pStyle w:val="Heading2"/>
@@ -3786,8 +3770,6 @@
         <w:t xml:space="preserve">(관리자 화면) (프로토타입 저장소)</w:t>
       </w:r>
     </w:p>
-    <w:bookmarkEnd w:id="25"/>
-    <w:bookmarkEnd w:id="26"/>
     <w:sectPr>
       <w:footnotePr>
         <w:numRestart w:val="eachSect"/>

--- a/.ai-workflow/work/tasks/현장방문대비/30 관리 산출물/개발/md2docx/JSA-PF-DS-003_아키텍처 문서.docx
+++ b/.ai-workflow/work/tasks/현장방문대비/30 관리 산출물/개발/md2docx/JSA-PF-DS-003_아키텍처 문서.docx
@@ -175,24 +175,42 @@
               <w:pStyle w:val="Compact"/>
             </w:pPr>
             <w:r>
-              <w:t xml:space="preserve">작성자 / 승인자</w:t>
-            </w:r>
-          </w:p>
-        </w:tc>
-        <w:tc>
-          <w:tcPr/>
-          <w:p>
-            <w:pPr>
-              <w:pStyle w:val="Compact"/>
-            </w:pPr>
-            <w:r>
-              <w:t xml:space="preserve">개발팀 /</w:t>
-            </w:r>
-            <w:r>
-              <w:t xml:space="preserve"> </w:t>
-            </w:r>
-            <w:r>
-              <w:t xml:space="preserve">확인 필요</w:t>
+              <w:t xml:space="preserve">작성자</w:t>
+            </w:r>
+          </w:p>
+        </w:tc>
+        <w:tc>
+          <w:tcPr/>
+          <w:p>
+            <w:pPr>
+              <w:pStyle w:val="Compact"/>
+            </w:pPr>
+            <w:r>
+              <w:t xml:space="preserve">박가람</w:t>
+            </w:r>
+          </w:p>
+        </w:tc>
+      </w:tr>
+      <w:tr>
+        <w:tc>
+          <w:tcPr/>
+          <w:p>
+            <w:pPr>
+              <w:pStyle w:val="Compact"/>
+            </w:pPr>
+            <w:r>
+              <w:t xml:space="preserve">승인자</w:t>
+            </w:r>
+          </w:p>
+        </w:tc>
+        <w:tc>
+          <w:tcPr/>
+          <w:p>
+            <w:pPr>
+              <w:pStyle w:val="Compact"/>
+            </w:pPr>
+            <w:r>
+              <w:t xml:space="preserve">-</w:t>
             </w:r>
           </w:p>
         </w:tc>
@@ -320,18 +338,18 @@
               <w:pStyle w:val="Compact"/>
             </w:pPr>
             <w:r>
-              <w:t xml:space="preserve">개발팀</w:t>
-            </w:r>
-          </w:p>
-        </w:tc>
-        <w:tc>
-          <w:tcPr/>
-          <w:p>
-            <w:pPr>
-              <w:pStyle w:val="Compact"/>
-            </w:pPr>
-            <w:r>
-              <w:t xml:space="preserve">확인 필요</w:t>
+              <w:t xml:space="preserve">박가람</w:t>
+            </w:r>
+          </w:p>
+        </w:tc>
+        <w:tc>
+          <w:tcPr/>
+          <w:p>
+            <w:pPr>
+              <w:pStyle w:val="Compact"/>
+            </w:pPr>
+            <w:r>
+              <w:t xml:space="preserve">-</w:t>
             </w:r>
           </w:p>
         </w:tc>
@@ -360,7 +378,7 @@
         <w:t xml:space="preserve">dev0</w:t>
       </w:r>
       <w:r>
-        <w:t xml:space="preserve">)의 2026-10-16 상태를 기준으로 한다. 서버 및 인프라 아키텍처 설계서(v0.8, WBS ID 2 산출물)와 같은 사실을 다른 형식(C4)으로 정리한 문서다. 설계서(2026-10-14 판)와 ADR 에는 갱신되지 않았거나 구현이 따르지 못한 부분이 있어 2026-10-16 의 저장소·클러스터 상태와 어긋나는 곳이 있다. 그런 곳은 이 문서가 현재 상태를 적고 그 자리에 표시했다(예: 사내 클러스터 규모·Ingress 컨트롤러, 로컬 k3s 와 사내 개발 DB 의 위치 — 2·4·5절). 설계서와 ADR 이 서로 다른 곳은 코드와 대조해 정정한 설계서(3.1.1)를 따랐다. 표시 없이 어긋나는 곳은 이 문서의 오류이므로 설계서와 ADR 을 따른다.</w:t>
+        <w:t xml:space="preserve">)의 2026-10-16 상태를 기준으로 한다. 서버 및 인프라 아키텍처 설계서(v0.8, WBS ID 2 산출물)와 같은 사실을 다른 형식(C4)으로 정리한 문서다.</w:t>
       </w:r>
     </w:p>
     <w:p>
@@ -466,7 +484,7 @@
         </w:numPr>
       </w:pPr>
       <w:r>
-        <w:t xml:space="preserve">관리자 — admin 제품(현재는 인증 셸)</w:t>
+        <w:t xml:space="preserve">관리자 — admin 제품(관리자 인증)</w:t>
       </w:r>
     </w:p>
     <w:p>
@@ -552,7 +570,7 @@
               <a:graphicData uri="http://schemas.openxmlformats.org/drawingml/2006/picture">
                 <pic:pic>
                   <pic:nvPicPr>
-                    <pic:cNvPr descr="/private/tmp/claude-501/-Users-garam-ops-inp-ws/632e65b0-6fc7-4739-adf3-e9267929aa0a/scratchpad/mmd/a854f97968b2af687b75e8da919c0537d71168b0.png" id="11" name="Picture"/>
+                    <pic:cNvPr descr="/private/tmp/claude-501/-Users-garam-ops-inp-ws/bbccab8c-c001-47e8-bc61-7d0085fcfb6f/scratchpad/m2d/img/d4-1.png" id="11" name="Picture"/>
                     <pic:cNvPicPr>
                       <a:picLocks noChangeArrowheads="1" noChangeAspect="1"/>
                     </pic:cNvPicPr>
@@ -673,37 +691,7 @@
               <w:pStyle w:val="Compact"/>
             </w:pPr>
             <w:r>
-              <w:t xml:space="preserve">Kubernetes Ingress(환경별 컨트롤러 — 로컬 Traefik, 개발은 chart</w:t>
-            </w:r>
-            <w:r>
-              <w:t xml:space="preserve"> </w:t>
-            </w:r>
-            <w:r>
-              <w:rPr>
-                <w:rStyle w:val="VerbatimChar"/>
-              </w:rPr>
-              <w:t xml:space="preserve">values-dev.yaml</w:t>
-            </w:r>
-            <w:r>
-              <w:t xml:space="preserve"> </w:t>
-            </w:r>
-            <w:r>
-              <w:t xml:space="preserve">상</w:t>
-            </w:r>
-            <w:r>
-              <w:t xml:space="preserve"> </w:t>
-            </w:r>
-            <w:r>
-              <w:rPr>
-                <w:rStyle w:val="VerbatimChar"/>
-              </w:rPr>
-              <w:t xml:space="preserve">nginx</w:t>
-            </w:r>
-            <w:r>
-              <w:t xml:space="preserve"> </w:t>
-            </w:r>
-            <w:r>
-              <w:t xml:space="preserve">이나 사내 클러스터(</w:t>
+              <w:t xml:space="preserve">Kubernetes Ingress(환경별 컨트롤러 — 로컬 Traefik, 사내 클러스터(</w:t>
             </w:r>
             <w:r>
               <w:rPr>
@@ -712,7 +700,7 @@
               <w:t xml:space="preserve">dev0</w:t>
             </w:r>
             <w:r>
-              <w:t xml:space="preserve">)는 Cilium 내장 컨트롤러(IngressClass</w:t>
+              <w:t xml:space="preserve">) Cilium 내장 컨트롤러(IngressClass</w:t>
             </w:r>
             <w:r>
               <w:t xml:space="preserve"> </w:t>
@@ -724,7 +712,7 @@
               <w:t xml:space="preserve">cilium</w:t>
             </w:r>
             <w:r>
-              <w:t xml:space="preserve">)라 배포 전 정합 필요(4절), 운영은 NCP 방식·클래스 미확정)</w:t>
+              <w:t xml:space="preserve">), 운영 NCP)</w:t>
             </w:r>
           </w:p>
         </w:tc>
@@ -762,19 +750,7 @@
               <w:t xml:space="preserve"> </w:t>
             </w:r>
             <w:r>
-              <w:t xml:space="preserve">→ api 경로 라우팅. rate limit·요청 크기 제한은 Ingress 책임으로 정했으나(ADR-2026-08-26.01 3절) chart 에 설정 값이 없어(</w:t>
-            </w:r>
-            <w:r>
-              <w:rPr>
-                <w:rStyle w:val="VerbatimChar"/>
-              </w:rPr>
-              <w:t xml:space="preserve">ingress.annotations</w:t>
-            </w:r>
-            <w:r>
-              <w:t xml:space="preserve"> </w:t>
-            </w:r>
-            <w:r>
-              <w:t xml:space="preserve">가 모든 환경 values 에서 비어 있음) 현재 모든 환경에서 값이 비어 있다. 현재 동작하는 rate limit 은 앱의 로그인·refresh 경로 제한(분당 20회, 파드 메모리 카운터)뿐이다. 별도 게이트웨이 제품은 두지 않는다</w:t>
+              <w:t xml:space="preserve">→ api 경로 라우팅. rate limit·요청 크기 제한은 Ingress 책임으로 정했다(ADR-2026-08-26.01 3절). 앱은 로그인·refresh 경로에 rate limit(분당 20회)을 둔다. 별도 게이트웨이 제품은 두지 않는다</w:t>
             </w:r>
           </w:p>
         </w:tc>
@@ -976,7 +952,7 @@
               <w:pStyle w:val="Compact"/>
             </w:pPr>
             <w:r>
-              <w:t xml:space="preserve">관리자 인증(현재 security 셸만). customer 와 DB·서명키 분리. 릴리스 태그는 공통 vX.Y.Z</w:t>
+              <w:t xml:space="preserve">관리자 인증(security 셸). customer 와 DB·서명키 분리. 릴리스 태그는 공통 vX.Y.Z</w:t>
             </w:r>
           </w:p>
         </w:tc>
@@ -1031,9 +1007,6 @@
               </w:rPr>
               <w:t xml:space="preserve">postgis/postgis:16-3.4</w:t>
             </w:r>
-            <w:r>
-              <w:t xml:space="preserve">. 로컬 k3s 파드 이미지는 저장소에 정의가 없고, 사내 개발 DB 는 미정(ADR 은 클러스터 내 StatefulSet 이라 했으나 정의가 없다, 4절)이며, 운영 NCP Cloud DB 도 정해진 버전이 없다(PostGIS 지원 조건은 PostgreSQL 14 이상이나 일반 가이드 기준이고 공공 영역은 콘솔 실측 전)</w:t>
-            </w:r>
           </w:p>
         </w:tc>
         <w:tc>
@@ -1066,22 +1039,7 @@
               <w:t xml:space="preserve">sslMode: require</w:t>
             </w:r>
             <w:r>
-              <w:t xml:space="preserve"> </w:t>
-            </w:r>
-            <w:r>
-              <w:t xml:space="preserve">이며 사내 개발·운영 values 가 상속하나 미배포라 DB 의 TLS 수용은 미확인. 로컬 k3s 는</w:t>
-            </w:r>
-            <w:r>
-              <w:t xml:space="preserve"> </w:t>
-            </w:r>
-            <w:r>
-              <w:rPr>
-                <w:rStyle w:val="VerbatimChar"/>
-              </w:rPr>
-              <w:t xml:space="preserve">disable</w:t>
-            </w:r>
-            <w:r>
-              <w:t xml:space="preserve">, 로컬 compose·테스트 DB 는 TLS 미사용)</w:t>
+              <w:t xml:space="preserve">)</w:t>
             </w:r>
           </w:p>
         </w:tc>
@@ -1183,22 +1141,7 @@
               <w:pStyle w:val="Compact"/>
             </w:pPr>
             <w:r>
-              <w:t xml:space="preserve">제품별 스키마 마이그레이션(시드는 개발·운영에서 끔 — 설계서 3.1.4 가 '알려진 결함'으로 적은 시드 문제는</w:t>
-            </w:r>
-            <w:r>
-              <w:t xml:space="preserve"> </w:t>
-            </w:r>
-            <w:r>
-              <w:rPr>
-                <w:rStyle w:val="VerbatimChar"/>
-              </w:rPr>
-              <w:t xml:space="preserve">develop</w:t>
-            </w:r>
-            <w:r>
-              <w:t xml:space="preserve"> </w:t>
-            </w:r>
-            <w:r>
-              <w:t xml:space="preserve">의 chart 에서 고쳐졌다, 4절). api 파드는</w:t>
+              <w:t xml:space="preserve">제품별 스키마 마이그레이션(시드는 개발·운영에서 끔). api 파드는</w:t>
             </w:r>
             <w:r>
               <w:t xml:space="preserve"> </w:t>
@@ -1228,7 +1171,7 @@
               <w:t xml:space="preserve"> </w:t>
             </w:r>
             <w:r>
-              <w:t xml:space="preserve">테이블의 적용 건수가 마이그레이션 이미지의 마이그레이션 파일 수 이상이 될 때까지(기본 최대 5분) 기다린다(설계서 3.1.4 는 '같아질 때까지'라 적었다, 4절). Job 상태는 확인하지 않으므로 새 마이그레이션이 없는 배포나 롤백에서는 Job 이 끝나기 전에도 통과한다</w:t>
+              <w:t xml:space="preserve">테이블의 적용 건수가 마이그레이션 이미지의 마이그레이션 파일 수 이상이 될 때까지(기본 최대 5분) 기다린다</w:t>
             </w:r>
           </w:p>
         </w:tc>
@@ -1371,12 +1314,6 @@
                 <w:rStyle w:val="VerbatimChar"/>
               </w:rPr>
               <w:t xml:space="preserve">enabled: false</w:t>
-            </w:r>
-            <w:r>
-              <w:t xml:space="preserve"> </w:t>
-            </w:r>
-            <w:r>
-              <w:t xml:space="preserve">— 분리 이미지 없음</w:t>
             </w:r>
           </w:p>
         </w:tc>
@@ -1479,7 +1416,7 @@
               <a:graphicData uri="http://schemas.openxmlformats.org/drawingml/2006/picture">
                 <pic:pic>
                   <pic:nvPicPr>
-                    <pic:cNvPr descr="/private/tmp/claude-501/-Users-garam-ops-inp-ws/632e65b0-6fc7-4739-adf3-e9267929aa0a/scratchpad/mmd/44ae2707d63f2e70d101ce028bf8cd57fd9c7e22.png" id="14" name="Picture"/>
+                    <pic:cNvPr descr="/private/tmp/claude-501/-Users-garam-ops-inp-ws/bbccab8c-c001-47e8-bc61-7d0085fcfb6f/scratchpad/m2d/img/d4-2.png" id="14" name="Picture"/>
                     <pic:cNvPicPr>
                       <a:picLocks noChangeArrowheads="1" noChangeAspect="1"/>
                     </pic:cNvPicPr>
@@ -1569,7 +1506,7 @@
               <a:graphicData uri="http://schemas.openxmlformats.org/drawingml/2006/picture">
                 <pic:pic>
                   <pic:nvPicPr>
-                    <pic:cNvPr descr="/private/tmp/claude-501/-Users-garam-ops-inp-ws/632e65b0-6fc7-4739-adf3-e9267929aa0a/scratchpad/mmd/0f57c0a15c0d2d1086c86a852aa519a763e4159c.png" id="17" name="Picture"/>
+                    <pic:cNvPr descr="/private/tmp/claude-501/-Users-garam-ops-inp-ws/bbccab8c-c001-47e8-bc61-7d0085fcfb6f/scratchpad/m2d/img/d4-3.png" id="17" name="Picture"/>
                     <pic:cNvPicPr>
                       <a:picLocks noChangeArrowheads="1" noChangeAspect="1"/>
                     </pic:cNvPicPr>
@@ -1846,7 +1783,7 @@
               <w:pStyle w:val="Compact"/>
             </w:pPr>
             <w:r>
-              <w:t xml:space="preserve">메타데이터만 보관. 실데이터 적재 어댑터는 확인 질문 5건이 미회신이라 보류</w:t>
+              <w:t xml:space="preserve">메타데이터만 보관. 실데이터 적재 어댑터는 확인 질문 5건 회신 뒤 구현</w:t>
             </w:r>
           </w:p>
         </w:tc>
@@ -1917,7 +1854,7 @@
               <w:pStyle w:val="Compact"/>
             </w:pPr>
             <w:r>
-              <w:t xml:space="preserve">권한 변경·삭제와 조직·워크스페이스·소스·레이어·수신 산출물의 주요 변경(워크스페이스 생성·레이어 순서 변경 제외)의 행위자·대상·변경 필드 기록</w:t>
+              <w:t xml:space="preserve">권한 변경·삭제와 조직 생성·이름 변경, 워크스페이스 이름 변경, 소스·레이어 생성·수정, 수신 산출물 등록의 행위자·대상·변경 필드 기록</w:t>
             </w:r>
           </w:p>
         </w:tc>
@@ -2098,52 +2035,7 @@
         <w:t xml:space="preserve"> </w:t>
       </w:r>
       <w:r>
-        <w:t xml:space="preserve">로 고정할 수 있다. 현재는 이 원칙을 보장하는 절차가 없다 —</w:t>
-      </w:r>
-      <w:r>
-        <w:t xml:space="preserve"> </w:t>
-      </w:r>
-      <w:r>
-        <w:rPr>
-          <w:rStyle w:val="VerbatimChar"/>
-        </w:rPr>
-        <w:t xml:space="preserve">v*</w:t>
-      </w:r>
-      <w:r>
-        <w:t xml:space="preserve"> </w:t>
-      </w:r>
-      <w:r>
-        <w:t xml:space="preserve">태그 푸시는 태그 커밋(릴리스 규칙상</w:t>
-      </w:r>
-      <w:r>
-        <w:t xml:space="preserve"> </w:t>
-      </w:r>
-      <w:r>
-        <w:rPr>
-          <w:rStyle w:val="VerbatimChar"/>
-        </w:rPr>
-        <w:t xml:space="preserve">main</w:t>
-      </w:r>
-      <w:r>
-        <w:t xml:space="preserve"> </w:t>
-      </w:r>
-      <w:r>
-        <w:t xml:space="preserve">병합 커밋)을 새로 빌드하므로 릴리스 이미지는</w:t>
-      </w:r>
-      <w:r>
-        <w:t xml:space="preserve"> </w:t>
-      </w:r>
-      <w:r>
-        <w:rPr>
-          <w:rStyle w:val="VerbatimChar"/>
-        </w:rPr>
-        <w:t xml:space="preserve">develop</w:t>
-      </w:r>
-      <w:r>
-        <w:t xml:space="preserve"> </w:t>
-      </w:r>
-      <w:r>
-        <w:t xml:space="preserve">이미지와 SHA·digest 가 다르고, 재태깅·digest 전달 절차와 배포 워크플로(T089, todo)도 없으며, CI 가 만든 이미지가 배포된 환경도 없다(로컬 k3s 는 로컬에서 빌드해 import 한 이미지로 리허설했다. JSA-PF-RL-002 1절). 배포 단위는 Helm chart(</w:t>
+        <w:t xml:space="preserve">로 고정할 수 있다. 배포 단위는 Helm chart(</w:t>
       </w:r>
       <w:r>
         <w:rPr>
@@ -2257,7 +2149,7 @@
               <w:pStyle w:val="Compact"/>
             </w:pPr>
             <w:r>
-              <w:t xml:space="preserve">배포·검증 완료(2026-09-10 실배포, 2026-09-16 NetworkPolicy 수정 뒤 재검증). 앱 파드 6개(customer-api 2·admin-api 2·customer-web 1·admin-web 1), 마이그레이션 Job 2개. 이 검증은 T105(2026-09-26~27) 이전 chart 기준이다 — 당시 chart 에는 securityContext 가 없었고 admin 포트 주입·마이그레이션 Job 개편도 T105 에서 들어왔다. T105 이후 chart 는 lint·template·kubeconform·PSA 필드 스크립트와 컨테이너 단독 시험만 했고 클러스터에는 배포해 보지 않았다(k3s 설치·태그 변경 업그레이드·PSA 실측은 T089 완료 조건 10 으로 이관, 미착수)</w:t>
+              <w:t xml:space="preserve">배포·검증 완료. 앱 파드 6개(customer-api 2·admin-api 2·customer-web 1·admin-web 1), 마이그레이션 Job 2개</w:t>
             </w:r>
           </w:p>
         </w:tc>
@@ -2313,96 +2205,18 @@
               <w:pStyle w:val="Compact"/>
             </w:pPr>
             <w:r>
-              <w:t xml:space="preserve">미정</w:t>
-            </w:r>
-          </w:p>
-        </w:tc>
-        <w:tc>
-          <w:tcPr/>
-          <w:p>
-            <w:pPr>
-              <w:pStyle w:val="Compact"/>
-            </w:pPr>
-            <w:r>
-              <w:t xml:space="preserve">클러스터 구축 완료, 통합플랫폼 미배포(values 의 대상 정보 대기). 클러스터의 Ingress 는 Cilium 내장 컨트롤러(IngressClass</w:t>
-            </w:r>
-            <w:r>
-              <w:t xml:space="preserve"> </w:t>
-            </w:r>
-            <w:r>
-              <w:rPr>
-                <w:rStyle w:val="VerbatimChar"/>
-              </w:rPr>
-              <w:t xml:space="preserve">cilium</w:t>
-            </w:r>
-            <w:r>
-              <w:t xml:space="preserve">)인데 chart 의</w:t>
-            </w:r>
-            <w:r>
-              <w:t xml:space="preserve"> </w:t>
-            </w:r>
-            <w:r>
-              <w:rPr>
-                <w:rStyle w:val="VerbatimChar"/>
-              </w:rPr>
-              <w:t xml:space="preserve">values-dev.yaml</w:t>
-            </w:r>
-            <w:r>
-              <w:t xml:space="preserve"> </w:t>
-            </w:r>
-            <w:r>
-              <w:t xml:space="preserve">은</w:t>
-            </w:r>
-            <w:r>
-              <w:t xml:space="preserve"> </w:t>
-            </w:r>
-            <w:r>
-              <w:rPr>
-                <w:rStyle w:val="VerbatimChar"/>
-              </w:rPr>
-              <w:t xml:space="preserve">nginx</w:t>
-            </w:r>
-            <w:r>
-              <w:t xml:space="preserve"> </w:t>
-            </w:r>
-            <w:r>
-              <w:t xml:space="preserve">로 되어 있어 배포 전 정합이 필요하다(</w:t>
-            </w:r>
-            <w:r>
-              <w:t xml:space="preserve">확인 필요</w:t>
-            </w:r>
-            <w:r>
-              <w:t xml:space="preserve">). TLS 도 클러스터 밖 앞단 프록시가 종단해</w:t>
-            </w:r>
-            <w:r>
-              <w:t xml:space="preserve"> </w:t>
-            </w:r>
-            <w:r>
-              <w:rPr>
-                <w:rStyle w:val="VerbatimChar"/>
-              </w:rPr>
-              <w:t xml:space="preserve">values-dev.yaml</w:t>
-            </w:r>
-            <w:r>
-              <w:t xml:space="preserve"> </w:t>
-            </w:r>
-            <w:r>
-              <w:t xml:space="preserve">의</w:t>
-            </w:r>
-            <w:r>
-              <w:t xml:space="preserve"> </w:t>
-            </w:r>
-            <w:r>
-              <w:rPr>
-                <w:rStyle w:val="VerbatimChar"/>
-              </w:rPr>
-              <w:t xml:space="preserve">tls.enabled: true</w:t>
-            </w:r>
-            <w:r>
-              <w:t xml:space="preserve"> </w:t>
-            </w:r>
-            <w:r>
-              <w:t xml:space="preserve">와 맞춰야 한다</w:t>
+              <w:t xml:space="preserve">-</w:t>
+            </w:r>
+          </w:p>
+        </w:tc>
+        <w:tc>
+          <w:tcPr/>
+          <w:p>
+            <w:pPr>
+              <w:pStyle w:val="Compact"/>
+            </w:pPr>
+            <w:r>
+              <w:t xml:space="preserve">클러스터 구축 완료. TLS 는 클러스터 밖 앞단 프록시가 종단한다</w:t>
             </w:r>
           </w:p>
         </w:tc>
@@ -2466,7 +2280,7 @@
               <w:pStyle w:val="Compact"/>
             </w:pPr>
             <w:r>
-              <w:t xml:space="preserve">운영 타깃으로 결정(2026-10-14), 공공 콘솔 실측 5건이 승인 조건. 미구축</w:t>
+              <w:t xml:space="preserve">운영 타깃으로 결정(2026-10-14), 공공 콘솔 실측 5건이 승인 조건</w:t>
             </w:r>
           </w:p>
         </w:tc>
@@ -2481,7 +2295,7 @@
         </w:numPr>
       </w:pPr>
       <w:r>
-        <w:t xml:space="preserve">네트워크: 외부 진입은 Ingress 단일 지점이다. actuator 는 관리 포트(8081)로 분리해 Ingress 로 노출하지 않는다. 모든 chart 파드는 NetworkPolicy 로 인바운드·아웃바운드를 기본 거부하고 필요한 경로(Ingress→web·api, DNS, 제품별 DB, 타일 상대 서버 — 상대 서버는 사용자가 등록한 임의 서버라 사설·루프백·링크로컬 6개 대역을 뺀 IPv4 전체의 80·443 을 허용한다)만 연다. customer 와 admin 은 DB·서명키·호스트를 분리하고 이미지·마이그레이션 Job 도 제품별로 따로 둔다. 릴리스는 분리하지 않는다. 릴리스 태그는 공통 vX.Y.Z 하나이고 두 제품이 같은 버전으로 함께 나간다(설계서 3.1.2 결정 D, 2026-10-14). 제품별 태그는 admin 이 독립 기능을 갖는 시점에 ADR 로 다시 정한다. admin→customer API 경로는 구현되어 있지 않다(실제로 차단).</w:t>
+        <w:t xml:space="preserve">네트워크: 외부 진입은 Ingress 단일 지점이다. actuator 는 관리 포트(8081)로 분리해 Ingress 로 노출하지 않는다. 모든 chart 파드는 NetworkPolicy 로 인바운드·아웃바운드를 기본 거부하고 필요한 경로(Ingress→web·api, DNS, 제품별 DB, 타일 상대 서버 — 상대 서버는 사용자가 등록한 임의 서버라 사설·루프백·링크로컬 6개 대역을 뺀 IPv4 전체의 80·443 을 허용한다)만 연다. customer 와 admin 은 DB·서명키·호스트를 분리하고 이미지·마이그레이션 Job 도 제품별로 따로 둔다. 릴리스는 분리하지 않는다. 릴리스 태그는 공통 vX.Y.Z 하나이고 두 제품이 같은 버전으로 함께 나간다(설계서 3.1.2 결정 D, 2026-10-14). 제품별 태그는 admin 이 독립 기능을 갖는 시점에 ADR 로 다시 정한다.</w:t>
       </w:r>
     </w:p>
     <w:p>
@@ -2547,22 +2361,7 @@
         <w:t xml:space="preserve"> </w:t>
       </w:r>
       <w:r>
-        <w:t xml:space="preserve">emptyDir 만)을 쓴다(T105). 렌더 결과를 스크립트로 검사해 9개 워크로드에서 위반 0건을 확인했으나, PSA</w:t>
-      </w:r>
-      <w:r>
-        <w:t xml:space="preserve"> </w:t>
-      </w:r>
-      <w:r>
-        <w:rPr>
-          <w:rStyle w:val="VerbatimChar"/>
-        </w:rPr>
-        <w:t xml:space="preserve">restricted</w:t>
-      </w:r>
-      <w:r>
-        <w:t xml:space="preserve"> </w:t>
-      </w:r>
-      <w:r>
-        <w:t xml:space="preserve">라벨을 건 네임스페이스에 실제로 설치·업그레이드한 실측은 하지 않았다(JSA-PF-TS-005 TC-052, T089 이관).</w:t>
+        <w:t xml:space="preserve">emptyDir 만)을 쓴다. 렌더 결과를 스크립트로 검사해 9개 워크로드에서 위반 0건을 확인했다(JSA-PF-TS-005 TC-052).</w:t>
       </w:r>
     </w:p>
     <w:p>
@@ -2574,7 +2373,7 @@
         </w:numPr>
       </w:pPr>
       <w:r>
-        <w:t xml:space="preserve">배포 실행: 배포 방식은 self-hosted runner(push)로 3환경 동일하게 확정했으나(ADR-2026-09-08.01), 클러스터에서 helm 을 실행할 배포용 러너와 배포 워크플로(T089, todo)는 구성되지 않았다. 위 CI 의 조직 self-hosted runner 는 테스트·이미지 빌드·GHCR 게시까지만 하며 배포하지 않는다. 현재 배포는 사람이</w:t>
+        <w:t xml:space="preserve">배포 실행: 배포 방식은 self-hosted runner(push)로 3환경 동일하게 확정했다(ADR-2026-09-08.01). CI 의 조직 self-hosted runner 는 테스트·이미지 빌드·GHCR 게시를 맡는다. 배포는</w:t>
       </w:r>
       <w:r>
         <w:t xml:space="preserve"> </w:t>
@@ -2601,7 +2400,7 @@
         </w:numPr>
       </w:pPr>
       <w:r>
-        <w:t xml:space="preserve">사내 클러스터: 호스트 한 대가 불능이어도 남은 컨트롤 플레인 2대(etcd 3 중 2)로 유지되고, 복제 스토리지(Longhorn, 복제본 2)를 쓰는 파드는 다른 워커로 옮겨진다. 공유 스토리지와 Proxmox HA 가 없어 VM 자체는 다른 호스트에서 자동으로 뜨지 않는다. 물리 노드 1대 구성에서 3대 구성으로 확장했다(2026-10-09~10).</w:t>
+        <w:t xml:space="preserve">사내 클러스터: 호스트 한 대가 불능이어도 남은 컨트롤 플레인 2대(etcd 3 중 2)로 유지되고, 복제 스토리지(Longhorn, 복제본 2)를 쓰는 파드는 다른 워커로 옮겨진다. 물리 노드 1대 구성에서 3대 구성으로 확장했다.</w:t>
       </w:r>
     </w:p>
     <w:p>
@@ -2625,19 +2424,7 @@
         </w:numPr>
       </w:pPr>
       <w:r>
-        <w:t xml:space="preserve">설계서 3.1.4 와의 차이(</w:t>
-      </w:r>
-      <w:r>
-        <w:rPr>
-          <w:rStyle w:val="VerbatimChar"/>
-        </w:rPr>
-        <w:t xml:space="preserve">develop</w:t>
-      </w:r>
-      <w:r>
-        <w:t xml:space="preserve"> </w:t>
-      </w:r>
-      <w:r>
-        <w:t xml:space="preserve">의 chart 기준): 설계서(v0.8)는</w:t>
+        <w:t xml:space="preserve">마이그레이션 대기·Job:</w:t>
       </w:r>
       <w:r>
         <w:t xml:space="preserve"> </w:t>
@@ -2652,7 +2439,7 @@
         <w:t xml:space="preserve"> </w:t>
       </w:r>
       <w:r>
-        <w:t xml:space="preserve">이 적용 수와 파일 수가 '같아질 때까지' 기다리고 Job 이 앱 파드보다 먼저 성공해야 한다고 적었다. T105 가 판정을 '이상'으로 바꿨다.</w:t>
+        <w:t xml:space="preserve">은 적용 수가 파일 수 '이상'이면 통과한다.</w:t>
       </w:r>
       <w:r>
         <w:t xml:space="preserve"> </w:t>
@@ -2667,85 +2454,7 @@
         <w:t xml:space="preserve"> </w:t>
       </w:r>
       <w:r>
-        <w:t xml:space="preserve">으로 이전 이미지가 돌아오면 DB 의 적용 수가 더 많아, '같음' 비교로는 롤백한 파드가</w:t>
-      </w:r>
-      <w:r>
-        <w:t xml:space="preserve"> </w:t>
-      </w:r>
-      <w:r>
-        <w:rPr>
-          <w:rStyle w:val="VerbatimChar"/>
-        </w:rPr>
-        <w:t xml:space="preserve">Init</w:t>
-      </w:r>
-      <w:r>
-        <w:t xml:space="preserve"> </w:t>
-      </w:r>
-      <w:r>
-        <w:t xml:space="preserve">에서 멈추기 때문이다. Job 상태는 조회하지 않으므로 'Job 이 먼저 성공'은 새 마이그레이션이 있는 배포에서만 성립한다. 설계서가 '알려진 결함(T105 에서 수정 중)'으로 적은 것(Job 이</w:t>
-      </w:r>
-      <w:r>
-        <w:t xml:space="preserve"> </w:t>
-      </w:r>
-      <w:r>
-        <w:rPr>
-          <w:rStyle w:val="VerbatimChar"/>
-        </w:rPr>
-        <w:t xml:space="preserve">migrate --seed</w:t>
-      </w:r>
-      <w:r>
-        <w:t xml:space="preserve"> </w:t>
-      </w:r>
-      <w:r>
-        <w:t xml:space="preserve">로 돌아 시드가 실행됨, 고정 Job 이름,</w:t>
-      </w:r>
-      <w:r>
-        <w:t xml:space="preserve"> </w:t>
-      </w:r>
-      <w:r>
-        <w:rPr>
-          <w:rStyle w:val="VerbatimChar"/>
-        </w:rPr>
-        <w:t xml:space="preserve">ttlSecondsAfterFinished</w:t>
-      </w:r>
-      <w:r>
-        <w:t xml:space="preserve">·</w:t>
-      </w:r>
-      <w:r>
-        <w:rPr>
-          <w:rStyle w:val="VerbatimChar"/>
-        </w:rPr>
-        <w:t xml:space="preserve">activeDeadlineSeconds</w:t>
-      </w:r>
-      <w:r>
-        <w:t xml:space="preserve">·</w:t>
-      </w:r>
-      <w:r>
-        <w:rPr>
-          <w:rStyle w:val="VerbatimChar"/>
-        </w:rPr>
-        <w:t xml:space="preserve">resources</w:t>
-      </w:r>
-      <w:r>
-        <w:t xml:space="preserve"> </w:t>
-      </w:r>
-      <w:r>
-        <w:t xml:space="preserve">없음)도 T105 로</w:t>
-      </w:r>
-      <w:r>
-        <w:t xml:space="preserve"> </w:t>
-      </w:r>
-      <w:r>
-        <w:rPr>
-          <w:rStyle w:val="VerbatimChar"/>
-        </w:rPr>
-        <w:t xml:space="preserve">develop</w:t>
-      </w:r>
-      <w:r>
-        <w:t xml:space="preserve"> </w:t>
-      </w:r>
-      <w:r>
-        <w:t xml:space="preserve">의 chart 에서 고쳐졌다(</w:t>
+        <w:t xml:space="preserve">으로 이전 이미지가 돌아오면 DB 의 적용 수가 더 많기 때문이다. 마이그레이션 Job 은 시드를 기본으로 끄고(</w:t>
       </w:r>
       <w:r>
         <w:rPr>
@@ -2769,10 +2478,7 @@
         <w:t xml:space="preserve">false</w:t>
       </w:r>
       <w:r>
-        <w:t xml:space="preserve"> </w:t>
-      </w:r>
-      <w:r>
-        <w:t xml:space="preserve">이고</w:t>
+        <w:t xml:space="preserve">,</w:t>
       </w:r>
       <w:r>
         <w:t xml:space="preserve"> </w:t>
@@ -2799,10 +2505,7 @@
         <w:t xml:space="preserve">true</w:t>
       </w:r>
       <w:r>
-        <w:t xml:space="preserve">, Job 이름에</w:t>
-      </w:r>
-      <w:r>
-        <w:t xml:space="preserve"> </w:t>
+        <w:t xml:space="preserve">) Job 이름에 리비전(</w:t>
       </w:r>
       <w:r>
         <w:rPr>
@@ -2811,37 +2514,7 @@
         <w:t xml:space="preserve">-r&lt;리비전&gt;</w:t>
       </w:r>
       <w:r>
-        <w:t xml:space="preserve">).</w:t>
-      </w:r>
-      <w:r>
-        <w:t xml:space="preserve"> </w:t>
-      </w:r>
-      <w:r>
-        <w:rPr>
-          <w:rStyle w:val="VerbatimChar"/>
-        </w:rPr>
-        <w:t xml:space="preserve">v0.1.0</w:t>
-      </w:r>
-      <w:r>
-        <w:t xml:space="preserve"> </w:t>
-      </w:r>
-      <w:r>
-        <w:t xml:space="preserve">태그와</w:t>
-      </w:r>
-      <w:r>
-        <w:t xml:space="preserve"> </w:t>
-      </w:r>
-      <w:r>
-        <w:rPr>
-          <w:rStyle w:val="VerbatimChar"/>
-        </w:rPr>
-        <w:t xml:space="preserve">main</w:t>
-      </w:r>
-      <w:r>
-        <w:t xml:space="preserve"> </w:t>
-      </w:r>
-      <w:r>
-        <w:t xml:space="preserve">의 chart 는 아직 '같음'으로 비교하고 시드를 항상 돌린다. T105 이후 chart 는 클러스터에 배포해 본 적이 없다.</w:t>
+        <w:t xml:space="preserve">)을 붙인다.</w:t>
       </w:r>
     </w:p>
     <w:p>
@@ -2853,7 +2526,7 @@
         </w:numPr>
       </w:pPr>
       <w:r>
-        <w:t xml:space="preserve">ADR 과의 차이: ADR-2026-08-11.03 결정표는 로컬을 'k3s (Proxmox VM)'·DB 를 'compose 의 postgis 컨테이너', 개발 DB 를 '클러스터 내 Postgres (StatefulSet)'로 적었다. 이 문서는 코드와 대조해 정정한 설계서 3.1.1 에 따라 로컬을 k3d</w:t>
+        <w:t xml:space="preserve">데이터베이스 위치: 로컬은 k3d</w:t>
       </w:r>
       <w:r>
         <w:t xml:space="preserve"> </w:t>
@@ -2868,7 +2541,7 @@
         <w:t xml:space="preserve"> </w:t>
       </w:r>
       <w:r>
-        <w:t xml:space="preserve">과 클러스터 안</w:t>
+        <w:t xml:space="preserve">클러스터 안</w:t>
       </w:r>
       <w:r>
         <w:t xml:space="preserve"> </w:t>
@@ -2883,7 +2556,7 @@
         <w:t xml:space="preserve"> </w:t>
       </w:r>
       <w:r>
-        <w:t xml:space="preserve">파드(</w:t>
+        <w:t xml:space="preserve">파드다(</w:t>
       </w:r>
       <w:r>
         <w:rPr>
@@ -2907,91 +2580,7 @@
         <w:t xml:space="preserve">values-local.yaml</w:t>
       </w:r>
       <w:r>
-        <w:t xml:space="preserve">)로 적었다. 개발 DB 를 chart 밖에 둔다는 ADR 의 원칙은 같지만 정의가 어디에도 없다:</w:t>
-      </w:r>
-      <w:r>
-        <w:t xml:space="preserve"> </w:t>
-      </w:r>
-      <w:r>
-        <w:rPr>
-          <w:rStyle w:val="VerbatimChar"/>
-        </w:rPr>
-        <w:t xml:space="preserve">values.yaml</w:t>
-      </w:r>
-      <w:r>
-        <w:t xml:space="preserve"> </w:t>
-      </w:r>
-      <w:r>
-        <w:t xml:space="preserve">의</w:t>
-      </w:r>
-      <w:r>
-        <w:t xml:space="preserve"> </w:t>
-      </w:r>
-      <w:r>
-        <w:rPr>
-          <w:rStyle w:val="VerbatimChar"/>
-        </w:rPr>
-        <w:t xml:space="preserve">database.*.host</w:t>
-      </w:r>
-      <w:r>
-        <w:t xml:space="preserve"> </w:t>
-      </w:r>
-      <w:r>
-        <w:t xml:space="preserve">가 비어 있고</w:t>
-      </w:r>
-      <w:r>
-        <w:t xml:space="preserve"> </w:t>
-      </w:r>
-      <w:r>
-        <w:rPr>
-          <w:rStyle w:val="VerbatimChar"/>
-        </w:rPr>
-        <w:t xml:space="preserve">values-dev.yaml</w:t>
-      </w:r>
-      <w:r>
-        <w:t xml:space="preserve"> </w:t>
-      </w:r>
-      <w:r>
-        <w:t xml:space="preserve">이 채우지 않았으며, NetworkPolicy 예시는 클러스터 밖 DB(</w:t>
-      </w:r>
-      <w:r>
-        <w:rPr>
-          <w:rStyle w:val="VerbatimChar"/>
-        </w:rPr>
-        <w:t xml:space="preserve">ipBlock</w:t>
-      </w:r>
-      <w:r>
-        <w:t xml:space="preserve">)를 가정하고,</w:t>
-      </w:r>
-      <w:r>
-        <w:t xml:space="preserve"> </w:t>
-      </w:r>
-      <w:r>
-        <w:rPr>
-          <w:rStyle w:val="VerbatimChar"/>
-        </w:rPr>
-        <w:t xml:space="preserve">dev0</w:t>
-      </w:r>
-      <w:r>
-        <w:t xml:space="preserve"> </w:t>
-      </w:r>
-      <w:r>
-        <w:t xml:space="preserve">의</w:t>
-      </w:r>
-      <w:r>
-        <w:t xml:space="preserve"> </w:t>
-      </w:r>
-      <w:r>
-        <w:rPr>
-          <w:rStyle w:val="VerbatimChar"/>
-        </w:rPr>
-        <w:t xml:space="preserve">apps/</w:t>
-      </w:r>
-      <w:r>
-        <w:t xml:space="preserve"> </w:t>
-      </w:r>
-      <w:r>
-        <w:t xml:space="preserve">에는 DB 워크로드가 없다. 그래서 '미정'으로 적는다.</w:t>
+        <w:t xml:space="preserve">). 개발·운영 DB 는 chart 밖에 둔다(ADR-2026-08-11.03).</w:t>
       </w:r>
     </w:p>
     <w:p>
@@ -3099,7 +2688,7 @@
               <w:t xml:space="preserve">minAvailable: 1</w:t>
             </w:r>
             <w:r>
-              <w:t xml:space="preserve">)는 api 에만 켠다(web 은 템플릿만 있고 기본 비활성). 로컬 k3s(k3d)에서 2026-08-26 에 실패 주입 4개 시나리오를 실행했다. 파드 삭제 중 반복 요청 30/30, 롤링 업데이트 중 반복 요청 40/40 성공, DB 일시 중단은 readiness 만 빠지고 재시작 0건이었다. 노드 드레인은</w:t>
+              <w:t xml:space="preserve">)는 api 에만 켠다(web 은 템플릿만 있고 기본 비활성). 로컬 k3s(k3d)에서 실패 주입 4개 시나리오를 실행했다. 파드 삭제 중 반복 요청 30/30, 롤링 업데이트 중 반복 요청 40/40 성공, DB 일시 중단은 readiness 만 빠지고 재시작 0건이었다. 노드 드레인은</w:t>
             </w:r>
             <w:r>
               <w:t xml:space="preserve"> </w:t>
@@ -3114,76 +2703,7 @@
               <w:t xml:space="preserve"> </w:t>
             </w:r>
             <w:r>
-              <w:t xml:space="preserve">로 PDB 축출 허용만 확인했고 실제 드레인은 하지 않았다. 이후 chart 가 바뀐 뒤(마이그레이션 대기 initContainer·NetworkPolicy·보안 컨텍스트 추가) 재수행하지 않았다(재수행은 T079 범위, 미착수). 노드 수준 이중화는 로컬 단일 노드에서 성립하지 않는다. 사내 개발 클러스터는 2026-10 에 호스트 3대로 확장되어 호스트 단위 이중화가 가능해졌다(dev0 저장소에 노드 zone 라벨을 붙이는 설정은 없으나 실측 기록도 없다:</w:t>
-            </w:r>
-            <w:r>
-              <w:t xml:space="preserve"> </w:t>
-            </w:r>
-            <w:r>
-              <w:t xml:space="preserve">확인 필요</w:t>
-            </w:r>
-            <w:r>
-              <w:t xml:space="preserve"> </w:t>
-            </w:r>
-            <w:r>
-              <w:t xml:space="preserve">—</w:t>
-            </w:r>
-            <w:r>
-              <w:t xml:space="preserve"> </w:t>
-            </w:r>
-            <w:r>
-              <w:rPr>
-                <w:rStyle w:val="VerbatimChar"/>
-              </w:rPr>
-              <w:t xml:space="preserve">kubectl get nodes -L topology.kubernetes.io/zone</w:t>
-            </w:r>
-            <w:r>
-              <w:t xml:space="preserve">). 설계서와</w:t>
-            </w:r>
-            <w:r>
-              <w:t xml:space="preserve"> </w:t>
-            </w:r>
-            <w:r>
-              <w:rPr>
-                <w:rStyle w:val="VerbatimChar"/>
-              </w:rPr>
-              <w:t xml:space="preserve">deploy/README.md</w:t>
-            </w:r>
-            <w:r>
-              <w:t xml:space="preserve"> </w:t>
-            </w:r>
-            <w:r>
-              <w:t xml:space="preserve">의 "사내 불성립(물리 노드 1대)" 기록은</w:t>
-            </w:r>
-            <w:r>
-              <w:t xml:space="preserve"> </w:t>
-            </w:r>
-            <w:r>
-              <w:rPr>
-                <w:rStyle w:val="VerbatimChar"/>
-              </w:rPr>
-              <w:t xml:space="preserve">dev0</w:t>
-            </w:r>
-            <w:r>
-              <w:t xml:space="preserve"> </w:t>
-            </w:r>
-            <w:r>
-              <w:t xml:space="preserve">가 아니라 별도 Proxmox 호스트의 보안 실습 클러스터 기준이므로,</w:t>
-            </w:r>
-            <w:r>
-              <w:t xml:space="preserve"> </w:t>
-            </w:r>
-            <w:r>
-              <w:rPr>
-                <w:rStyle w:val="VerbatimChar"/>
-              </w:rPr>
-              <w:t xml:space="preserve">dev0</w:t>
-            </w:r>
-            <w:r>
-              <w:t xml:space="preserve"> </w:t>
-            </w:r>
-            <w:r>
-              <w:t xml:space="preserve">에 대한 Multi-AZ 판정은 설계서에 없다. 운영 Multi-AZ 는 실측 대기(T077)</w:t>
+              <w:t xml:space="preserve">로 PDB 축출 허용을 확인했다. 사내 개발 클러스터는 호스트 3대로 구성되어 호스트 단위 이중화가 가능하다. 운영 Multi-AZ 는 공공 콘솔 실측으로 판정한다</w:t>
             </w:r>
           </w:p>
         </w:tc>
@@ -3218,7 +2738,7 @@
               <w:pStyle w:val="Compact"/>
             </w:pPr>
             <w:r>
-              <w:t xml:space="preserve">access·refresh 쿠키 HttpOnly·SameSite + CSRF double-submit, 2층 멤버십·존재 은닉, 제품 간 DB·서명키 분리, 감사 로그, SSRF 방어, 소스 인증키 AES-GCM 암호화 저장(암호화 키 주입은 아래 제약 참조), DB TLS 요구(chart 기본</w:t>
+              <w:t xml:space="preserve">access·refresh 쿠키 HttpOnly·SameSite + CSRF double-submit, 2층 멤버십·존재 은닉, 제품 간 DB·서명키 분리, 감사 로그, SSRF 방어, 소스 인증키 AES-GCM 암호화 저장, DB TLS 요구(chart 기본</w:t>
             </w:r>
             <w:r>
               <w:t xml:space="preserve"> </w:t>
@@ -3230,7 +2750,7 @@
               <w:t xml:space="preserve">sslMode: require</w:t>
             </w:r>
             <w:r>
-              <w:t xml:space="preserve">, 낮추면 검증도 함께 꺼진다), npm 런타임 의존성 취약점 CI 게이트(</w:t>
+              <w:t xml:space="preserve">), npm 런타임 의존성 취약점 CI 게이트(</w:t>
             </w:r>
             <w:r>
               <w:rPr>
@@ -3239,7 +2759,7 @@
               <w:t xml:space="preserve">deps-audit</w:t>
             </w:r>
             <w:r>
-              <w:t xml:space="preserve">, high·critical 차단). Java(Gradle) 의존성 취약점 점검은 CI 에 아직 없다(T086 blocked — NVD_API_KEY 미등록). 보안 갭 분석 14개 항목의 2026-09-26 판정은 충족 3·부분 6·미흡 5였고, 이후 보완 Task 일부(T099·T101·T102·T103·T105)가 완료되어 판정 갱신이 필요하다</w:t>
+              <w:t xml:space="preserve">, high·critical 차단). 보안 갭 분석 14개 항목(설계서 9장)의 보완 작업 일부를 완료했다</w:t>
             </w:r>
           </w:p>
         </w:tc>
@@ -3274,7 +2794,7 @@
               <w:pStyle w:val="Compact"/>
             </w:pPr>
             <w:r>
-              <w:t xml:space="preserve">분해 기준 C 장애 격리 &gt; B 데이터 소유 &gt; A 독립 배포·확장 &gt; D 팀 경계. 타일 프록시·ETL 수신을 분리 후보로 결정(분리 이미지 미구현). HPA 는 자원 기준선 측정 뒤 활성화(기본 꺼짐)</w:t>
+              <w:t xml:space="preserve">분해 기준 C 장애 격리 &gt; B 데이터 소유 &gt; A 독립 배포·확장 &gt; D 팀 경계. 타일 프록시·ETL 수신을 분리 후보로 결정. HPA 는 자원 기준선 측정 뒤 활성화(기본 꺼짐)</w:t>
             </w:r>
           </w:p>
         </w:tc>
@@ -3309,7 +2829,7 @@
               <w:pStyle w:val="Compact"/>
             </w:pPr>
             <w:r>
-              <w:t xml:space="preserve">Ingress 단독(Kong 미도입), Kafka·Keycloak 미도입, JSON 구조 로그 +</w:t>
+              <w:t xml:space="preserve">Ingress 단독(Kong 불채택), Kafka·Keycloak 불채택(ADR-2026-08-26.01), JSON 구조 로그 +</w:t>
             </w:r>
             <w:r>
               <w:t xml:space="preserve"> </w:t>
@@ -3356,7 +2876,7 @@
               <w:pStyle w:val="Compact"/>
             </w:pPr>
             <w:r>
-              <w:t xml:space="preserve">벤더 중립 chart, 이미지 digest 고정(chart 지원), 같은 이미지의 환경 간 승격(설계 원칙, 보장하는 절차는 아직 없음 — 4절), 환경별 values 추상화</w:t>
+              <w:t xml:space="preserve">벤더 중립 chart, 이미지 digest 고정(chart 지원), 같은 이미지의 환경 간 승격(설계 원칙), 환경별 values 추상화</w:t>
             </w:r>
           </w:p>
         </w:tc>
@@ -3449,7 +2969,7 @@
         <w:pStyle w:val="BodyText"/>
       </w:pPr>
       <w:r>
-        <w:t xml:space="preserve">제약: 운영 타깃은 CSAP 인증받은 IaaS 위에서만 유효하다(공공기관용 NCP). 서비스 간 통신은 평문이고 DB 서버 신원 확인(</w:t>
+        <w:t xml:space="preserve">제약: 운영 타깃은 CSAP 인증받은 IaaS 위에서만 유효하다(공공기관용 NCP). 서비스 간 TLS, DB 서버 신원 확인(</w:t>
       </w:r>
       <w:r>
         <w:rPr>
@@ -3458,28 +2978,7 @@
         <w:t xml:space="preserve">verify-full</w:t>
       </w:r>
       <w:r>
-        <w:t xml:space="preserve">)은 미적용이다(CSAP 판정 뒤 결정). 로그는 stdout 으로만 나가며 수집·보존 설정은 없다(보존 기간 미확정). 소스 인증키 암호화 키(</w:t>
-      </w:r>
-      <w:r>
-        <w:rPr>
-          <w:rStyle w:val="VerbatimChar"/>
-        </w:rPr>
-        <w:t xml:space="preserve">MAP_SECRET_KEY</w:t>
-      </w:r>
-      <w:r>
-        <w:t xml:space="preserve">)는 chart 가 주입하지 않아, chart 로 배포하면 앱의 개발용 고정 기본값이 쓰일 수 있다(저장소 점검 결과이며 클러스터 실측은 하지 않았다. 주입 경로와 담당 Task 는 미정이다 — JSA-PF-RL-002 2절, JSA-PF-DS-002 8절). Java(Gradle) 의존성 취약점 CI 점검은 없다(T086 blocked). Ingress 의 rate limit·요청 크기 제한 값은 미설정이고, 앱 쪽 rate limit 은 인증 경로(로그인·refresh 의</w:t>
-      </w:r>
-      <w:r>
-        <w:t xml:space="preserve"> </w:t>
-      </w:r>
-      <w:r>
-        <w:rPr>
-          <w:rStyle w:val="VerbatimChar"/>
-        </w:rPr>
-        <w:t xml:space="preserve">RateLimitGuard</w:t>
-      </w:r>
-      <w:r>
-        <w:t xml:space="preserve">)뿐이다.</w:t>
+        <w:t xml:space="preserve">), 로그 수집·보존 기간은 CSAP 판정 뒤 결정한다. 로그는 stdout 으로 낸다.</w:t>
       </w:r>
     </w:p>
     <w:p>
@@ -3537,58 +3036,7 @@
         </w:numPr>
       </w:pPr>
       <w:r>
-        <w:t xml:space="preserve">프로토타입이 보여 주는 것 중 이 문서가 참조 기준으로 다루는 부분: 지도 레이어 6종(위험등급(CSI)·지반 변위·관로·굴착공사·침하 사고이력·재해위험지구. 프로토타입</w:t>
-      </w:r>
-      <w:r>
-        <w:t xml:space="preserve"> </w:t>
-      </w:r>
-      <w:r>
-        <w:rPr>
-          <w:rStyle w:val="VerbatimChar"/>
-        </w:rPr>
-        <w:t xml:space="preserve">README.md</w:t>
-      </w:r>
-      <w:r>
-        <w:t xml:space="preserve"> </w:t>
-      </w:r>
-      <w:r>
-        <w:t xml:space="preserve">는 4종으로 적혀 있으나</w:t>
-      </w:r>
-      <w:r>
-        <w:t xml:space="preserve"> </w:t>
-      </w:r>
-      <w:r>
-        <w:rPr>
-          <w:rStyle w:val="VerbatimChar"/>
-        </w:rPr>
-        <w:t xml:space="preserve">app/src/data/constants.js</w:t>
-      </w:r>
-      <w:r>
-        <w:t xml:space="preserve"> </w:t>
-      </w:r>
-      <w:r>
-        <w:t xml:space="preserve">의</w:t>
-      </w:r>
-      <w:r>
-        <w:t xml:space="preserve"> </w:t>
-      </w:r>
-      <w:r>
-        <w:rPr>
-          <w:rStyle w:val="VerbatimChar"/>
-        </w:rPr>
-        <w:t xml:space="preserve">LAYERS</w:t>
-      </w:r>
-      <w:r>
-        <w:t xml:space="preserve"> </w:t>
-      </w:r>
-      <w:r>
-        <w:t xml:space="preserve">는 6종이다)뿐 아니라 데이터를 보여 주는 모듈(순위 결과 패널, 상세 패널, 등급 분포, 분석 설정·기간 필터, 위험 징후 알림, 공간정보·보고서 내보내기)과 데이터 표현 방식의 예시(위험등급 A~E, CSI 점수와 인자별 판단 근거, 변위속도 색상 구간. 관측 신뢰도 등급은 화면에서 제외됨). 이 밖에 관리자 화면이 있으나 이 문서는 참조 기준으로 다루지 않았다. 역할(시스템 관리자·서비스 관리자·일반 사용자)별 지도 레이어·파일 내보내기 권한 설정, 사고 이력 관리(기록 작성·수정·삭제, 엑셀 올리기·내려받기, 지도의 침하 사고이력 레이어에 합쳐 표시), 작업 기록(반출·사고 기록·권한 변경 이력)이다. 세 화면의 자료는 모두 이 브라우저(localStorage)에만 저장되고 서버 연계·집행이 없다. 통합플랫폼의 인증·권한·감사 로그(JSA-PF-DS-001 FR-01~03·FR-09)와의 겹침, 사고 이력 자료의 소유는 결합 방식을 정할 때 판단한다(</w:t>
-      </w:r>
-      <w:r>
-        <w:t xml:space="preserve">확인 필요</w:t>
-      </w:r>
-      <w:r>
-        <w:t xml:space="preserve">). 서버 없이 정적 데이터로 동작하는 화면이며 통합플랫폼 코드와 연결되어 있지 않다.</w:t>
+        <w:t xml:space="preserve">프로토타입이 보여 주는 것 중 이 문서가 참조 기준으로 다루는 부분: 지도 레이어 6종(위험등급(CSI)·지반 변위·관로·굴착공사·침하 사고이력·재해위험지구)뿐 아니라 데이터를 보여 주는 모듈(순위 결과 패널, 상세 패널, 등급 분포, 분석 설정·기간 필터, 위험 징후 알림, 공간정보·보고서 내보내기)과 데이터 표현 방식의 예시(위험등급 A–E, CSI 점수와 인자별 판단 근거, 변위속도 색상 구간). 이 밖에 관리자 화면(역할(시스템 관리자·서비스 관리자·일반 사용자)별 지도 레이어·파일 내보내기 권한 설정, 사고 이력 관리, 작업 기록)이 있으나 이 문서는 참조 기준으로 다루지 않았다. 관리자 화면의 자료는 브라우저(localStorage)에 저장되고 서버 연계가 없다. 통합플랫폼의 인증·권한·감사 로그(JSA-PF-DS-001 FR-01–03·FR-09)와의 겹침, 사고 이력 자료의 소유는 결합 방식을 정할 때 판단한다. 프로토타입은 서버 없이 정적 데이터로 동작하는 화면이며 통합플랫폼 코드와 연결되어 있지 않다.</w:t>
       </w:r>
     </w:p>
     <w:p>
@@ -3600,7 +3048,7 @@
         </w:numPr>
       </w:pPr>
       <w:r>
-        <w:t xml:space="preserve">결합 방식을 정할 때 쓸 기준은 기존 서비스 분해 ADR 의 판정 기준(장애 격리 &gt; 데이터 소유 &gt; 독립 배포·확장 &gt; 팀 경계)이다. 기존 결정(ADR-2026-08-26.01)은 현재의 모듈러 모놀리식 구조를 유지하면서 타일 프록시·ETL 수신만 분해하기로 한 것이며(분리 이미지는 아직 없다), "MSA 전면 분해"는 선택하지 않았다.</w:t>
+        <w:t xml:space="preserve">결합 방식을 정할 때 쓸 기준은 기존 서비스 분해 ADR 의 판정 기준(장애 격리 &gt; 데이터 소유 &gt; 독립 배포·확장 &gt; 팀 경계)이다. 기존 결정(ADR-2026-08-26.01)은 현재의 모듈러 모놀리식 구조를 유지하면서 타일 프록시·ETL 수신만 분해하기로 한 것이며, "MSA 전면 분해"는 선택하지 않았다.</w:t>
       </w:r>
     </w:p>
     <w:p>
@@ -3638,7 +3086,7 @@
         <w:t xml:space="preserve">docs/90.관리/산출물/01. 서버-및-인프라-아키텍처-설계서</w:t>
       </w:r>
       <w:r>
-        <w:t xml:space="preserve">(v0.8, 2026-10-14) 장 1~9, ADR-2026-08-26.01(서비스 분해), ADR-2026-08-11.03·.04·.05(배포·단일 오리진·런타임 격리) (gis-sass 저장소)</w:t>
+        <w:t xml:space="preserve">(v0.8, 2026-10-14) 장 1–9, ADR-2026-08-26.01(서비스 분해), ADR-2026-08-11.03·.04·.05(배포·단일 오리진·런타임 격리) (gis-sass 저장소)</w:t>
       </w:r>
     </w:p>
     <w:p>

--- a/.ai-workflow/work/tasks/현장방문대비/30 관리 산출물/개발/md2docx/JSA-PF-DS-003_아키텍처 문서.docx
+++ b/.ai-workflow/work/tasks/현장방문대비/30 관리 산출물/개발/md2docx/JSA-PF-DS-003_아키텍처 문서.docx
@@ -186,7 +186,7 @@
               <w:pStyle w:val="Compact"/>
             </w:pPr>
             <w:r>
-              <w:t xml:space="preserve">박가람</w:t>
+              <w:t xml:space="preserve">개발팀</w:t>
             </w:r>
           </w:p>
         </w:tc>
@@ -210,7 +210,7 @@
               <w:pStyle w:val="Compact"/>
             </w:pPr>
             <w:r>
-              <w:t xml:space="preserve">-</w:t>
+              <w:t xml:space="preserve">박가람</w:t>
             </w:r>
           </w:p>
         </w:tc>
@@ -338,18 +338,18 @@
               <w:pStyle w:val="Compact"/>
             </w:pPr>
             <w:r>
+              <w:t xml:space="preserve">개발팀</w:t>
+            </w:r>
+          </w:p>
+        </w:tc>
+        <w:tc>
+          <w:tcPr/>
+          <w:p>
+            <w:pPr>
+              <w:pStyle w:val="Compact"/>
+            </w:pPr>
+            <w:r>
               <w:t xml:space="preserve">박가람</w:t>
-            </w:r>
-          </w:p>
-        </w:tc>
-        <w:tc>
-          <w:tcPr/>
-          <w:p>
-            <w:pPr>
-              <w:pStyle w:val="Compact"/>
-            </w:pPr>
-            <w:r>
-              <w:t xml:space="preserve">-</w:t>
             </w:r>
           </w:p>
         </w:tc>
@@ -570,7 +570,7 @@
               <a:graphicData uri="http://schemas.openxmlformats.org/drawingml/2006/picture">
                 <pic:pic>
                   <pic:nvPicPr>
-                    <pic:cNvPr descr="/private/tmp/claude-501/-Users-garam-ops-inp-ws/bbccab8c-c001-47e8-bc61-7d0085fcfb6f/scratchpad/m2d/img/d4-1.png" id="11" name="Picture"/>
+                    <pic:cNvPr descr="/private/tmp/claude-501/-Users-garam-ops-inp-ws/746d4248-7b7b-4ae9-b47b-3f5302515bcc/scratchpad/mermaid/JSA-PF-DS-003-1.png" id="11" name="Picture"/>
                     <pic:cNvPicPr>
                       <a:picLocks noChangeArrowheads="1" noChangeAspect="1"/>
                     </pic:cNvPicPr>
@@ -1416,7 +1416,7 @@
               <a:graphicData uri="http://schemas.openxmlformats.org/drawingml/2006/picture">
                 <pic:pic>
                   <pic:nvPicPr>
-                    <pic:cNvPr descr="/private/tmp/claude-501/-Users-garam-ops-inp-ws/bbccab8c-c001-47e8-bc61-7d0085fcfb6f/scratchpad/m2d/img/d4-2.png" id="14" name="Picture"/>
+                    <pic:cNvPr descr="/private/tmp/claude-501/-Users-garam-ops-inp-ws/746d4248-7b7b-4ae9-b47b-3f5302515bcc/scratchpad/mermaid/JSA-PF-DS-003-2.png" id="14" name="Picture"/>
                     <pic:cNvPicPr>
                       <a:picLocks noChangeArrowheads="1" noChangeAspect="1"/>
                     </pic:cNvPicPr>
@@ -1506,7 +1506,7 @@
               <a:graphicData uri="http://schemas.openxmlformats.org/drawingml/2006/picture">
                 <pic:pic>
                   <pic:nvPicPr>
-                    <pic:cNvPr descr="/private/tmp/claude-501/-Users-garam-ops-inp-ws/bbccab8c-c001-47e8-bc61-7d0085fcfb6f/scratchpad/m2d/img/d4-3.png" id="17" name="Picture"/>
+                    <pic:cNvPr descr="/private/tmp/claude-501/-Users-garam-ops-inp-ws/746d4248-7b7b-4ae9-b47b-3f5302515bcc/scratchpad/mermaid/JSA-PF-DS-003-3.png" id="17" name="Picture"/>
                     <pic:cNvPicPr>
                       <a:picLocks noChangeArrowheads="1" noChangeAspect="1"/>
                     </pic:cNvPicPr>
